--- a/de_cuong/23521228_BuiLeHuyPhuoc_DeCuongKLTN_ban_cuoi.docx
+++ b/de_cuong/23521228_BuiLeHuyPhuoc_DeCuongKLTN_ban_cuoi.docx
@@ -419,6 +419,12 @@
           <w:insideV w:color="000000" w:space="0" w:sz="4" w:val="single"/>
         </w:tblBorders>
         <w:tblLayout w:type="fixed"/>
+        <w:tblCellMar>
+          <w:top w:w="0" w:type="dxa"/>
+          <w:left w:w="118" w:type="dxa"/>
+          <w:bottom w:w="0" w:type="dxa"/>
+          <w:right w:w="118" w:type="dxa"/>
+        </w:tblCellMar>
         <w:tblLook w:val="0000"/>
       </w:tblPr>
       <w:tblGrid>
@@ -958,7 +964,7 @@
           </w:tcPr>
           <w:p>
             <w:pPr>
-              <w:spacing w:after="80" w:line="276" w:lineRule="auto"/>
+              <w:spacing w:after="0" w:line="276" w:lineRule="auto"/>
               <w:ind w:right="102"/>
               <w:rPr>
                 <w:sz w:val="26"/>
@@ -1001,7 +1007,7 @@
           </w:tcPr>
           <w:p>
             <w:pPr>
-              <w:spacing w:after="240" w:before="240" w:line="276" w:lineRule="auto"/>
+              <w:spacing w:after="240" w:before="320" w:line="276" w:lineRule="auto"/>
               <w:rPr>
                 <w:sz w:val="26"/>
                 <w:szCs w:val="26"/>
@@ -1221,6 +1227,12 @@
                 <w:insideV w:color="000000" w:space="0" w:sz="4" w:val="single"/>
               </w:tblBorders>
               <w:tblLayout w:type="fixed"/>
+              <w:tblCellMar>
+                <w:top w:w="0" w:type="dxa"/>
+                <w:left w:w="115" w:type="dxa"/>
+                <w:bottom w:w="0" w:type="dxa"/>
+                <w:right w:w="115" w:type="dxa"/>
+              </w:tblCellMar>
               <w:tblLook w:val="0000"/>
             </w:tblPr>
             <w:tblGrid>
@@ -2369,7 +2381,7 @@
       </w:tr>
       <w:tr>
         <w:trPr>
-          <w:cantSplit w:val="1"/>
+          <w:cantSplit w:val="0"/>
           <w:tblHeader w:val="0"/>
         </w:trPr>
         <w:tc>
@@ -2710,7 +2722,7 @@
       </w:tr>
       <w:tr>
         <w:trPr>
-          <w:cantSplit w:val="1"/>
+          <w:cantSplit w:val="0"/>
           <w:tblHeader w:val="0"/>
         </w:trPr>
         <w:tc>
@@ -3119,7 +3131,7 @@
       </w:tr>
       <w:tr>
         <w:trPr>
-          <w:cantSplit w:val="0"/>
+          <w:cantSplit w:val="1"/>
           <w:tblHeader w:val="0"/>
         </w:trPr>
         <w:tc>
@@ -3156,7 +3168,7 @@
       </w:tr>
       <w:tr>
         <w:trPr>
-          <w:cantSplit w:val="1"/>
+          <w:cantSplit w:val="0"/>
           <w:tblHeader w:val="0"/>
         </w:trPr>
         <w:tc>
@@ -3399,7 +3411,7 @@
       </w:tr>
       <w:tr>
         <w:trPr>
-          <w:cantSplit w:val="0"/>
+          <w:cantSplit w:val="1"/>
           <w:tblHeader w:val="0"/>
         </w:trPr>
         <w:tc>
@@ -3695,7 +3707,7 @@
       </w:tr>
       <w:tr>
         <w:trPr>
-          <w:cantSplit w:val="0"/>
+          <w:cantSplit w:val="1"/>
           <w:tblHeader w:val="0"/>
         </w:trPr>
         <w:tc>
@@ -4373,7 +4385,7 @@
       </w:tr>
       <w:tr>
         <w:trPr>
-          <w:cantSplit w:val="1"/>
+          <w:cantSplit w:val="0"/>
           <w:tblHeader w:val="0"/>
         </w:trPr>
         <w:tc>
@@ -4423,6 +4435,12 @@
                 <w:insideV w:color="000000" w:space="0" w:sz="4" w:val="single"/>
               </w:tblBorders>
               <w:tblLayout w:type="fixed"/>
+              <w:tblCellMar>
+                <w:top w:w="0" w:type="dxa"/>
+                <w:left w:w="115" w:type="dxa"/>
+                <w:bottom w:w="0" w:type="dxa"/>
+                <w:right w:w="115" w:type="dxa"/>
+              </w:tblCellMar>
               <w:tblLook w:val="0000"/>
             </w:tblPr>
             <w:tblGrid>
@@ -5183,7 +5201,7 @@
       </w:tr>
       <w:tr>
         <w:trPr>
-          <w:cantSplit w:val="1"/>
+          <w:cantSplit w:val="0"/>
           <w:tblHeader w:val="0"/>
         </w:trPr>
         <w:tc>
@@ -5493,7 +5511,7 @@
       </w:tr>
       <w:tr>
         <w:trPr>
-          <w:cantSplit w:val="0"/>
+          <w:cantSplit w:val="1"/>
           <w:tblHeader w:val="0"/>
         </w:trPr>
         <w:tc>
@@ -5584,7 +5602,7 @@
       </w:tr>
       <w:tr>
         <w:trPr>
-          <w:cantSplit w:val="1"/>
+          <w:cantSplit w:val="0"/>
           <w:tblHeader w:val="0"/>
         </w:trPr>
         <w:tc>
@@ -5790,7 +5808,7 @@
       </w:tr>
       <w:tr>
         <w:trPr>
-          <w:cantSplit w:val="0"/>
+          <w:cantSplit w:val="1"/>
           <w:tblHeader w:val="0"/>
         </w:trPr>
         <w:tc>
@@ -6525,7 +6543,7 @@
       </w:tr>
       <w:tr>
         <w:trPr>
-          <w:cantSplit w:val="1"/>
+          <w:cantSplit w:val="0"/>
           <w:tblHeader w:val="0"/>
         </w:trPr>
         <w:tc>
@@ -6922,7 +6940,7 @@
       </w:tr>
       <w:tr>
         <w:trPr>
-          <w:cantSplit w:val="0"/>
+          <w:cantSplit w:val="1"/>
           <w:tblHeader w:val="0"/>
         </w:trPr>
         <w:tc>
@@ -7144,7 +7162,7 @@
       </w:tr>
       <w:tr>
         <w:trPr>
-          <w:cantSplit w:val="1"/>
+          <w:cantSplit w:val="0"/>
           <w:tblHeader w:val="0"/>
         </w:trPr>
         <w:tc>
